--- a/part3_machine_learning/reports/Final_Capstone_Report.docx
+++ b/part3_machine_learning/reports/Final_Capstone_Report.docx
@@ -52,7 +52,7 @@
           <w:sz w:val="19"/>
           <w:szCs w:val="19"/>
         </w:rPr>
-        <w:t xml:space="preserve">Sora</w:t>
+        <w:t xml:space="preserve">Rapipong Sornsakda</w:t>
       </w:r>
     </w:p>
     <w:p>
